--- a/项目开发报告-学号-姓名.docx
+++ b/项目开发报告-学号-姓名.docx
@@ -8902,7 +8902,7 @@
           <w:b w:val="0"/>
           <w:sz w:val="24"/>
         </w:rPr>
-        <w:t>本项目在开发过程中广泛使用了 Trae IDE 内置的 AI 编程助手（基于 DeepSeek-V4-Flash 模型），以下是在各模块开发中使用 AI 辅助的具体情况。</w:t>
+        <w:t>本项目在开发过程中采用了双AI协作模式：Trae Code（基于 DeepSeek-V4-Flash 模型）负责代码生成和文档编写，Claude Code 负责代码审查和Bug修复。以下是在各模块开发中使用AI辅助的具体情况。</w:t>
       </w:r>
     </w:p>
     <w:p>
@@ -8935,7 +8935,7 @@
           <w:rFonts w:ascii="宋体" w:hAnsi="宋体" w:eastAsia="宋体"/>
           <w:sz w:val="24"/>
         </w:rPr>
-        <w:t>代码生成：通过自然语言描述功能需求，由 AI 生成对应的代码实现</w:t>
+        <w:t>代码生成（Trae Code）：通过自然语言描述功能需求，由 Trae Code 生成对应的代码实现</w:t>
       </w:r>
     </w:p>
     <w:p>
@@ -8947,7 +8947,7 @@
           <w:rFonts w:ascii="宋体" w:hAnsi="宋体" w:eastAsia="宋体"/>
           <w:sz w:val="24"/>
         </w:rPr>
-        <w:t>代码审查：将已编写的代码提交给 AI 审查，发现潜在问题</w:t>
+        <w:t>文档编写（Trae Code）：使用 Trae Code 辅助编写项目文档和代码注释</w:t>
       </w:r>
     </w:p>
     <w:p>
@@ -8959,7 +8959,19 @@
           <w:rFonts w:ascii="宋体" w:hAnsi="宋体" w:eastAsia="宋体"/>
           <w:sz w:val="24"/>
         </w:rPr>
-        <w:t>Bug修复：向 AI 描述错误现象和日志，由 AI 定位问题并给出修复方案</w:t>
+        <w:t>代码审查（Claude Code）：将已编写的代码提交给 Claude Code 审查，发现潜在问题</w:t>
+      </w:r>
+    </w:p>
+    <w:p>
+      <w:pPr>
+        <w:pStyle w:val="ListBullet"/>
+      </w:pPr>
+      <w:r>
+        <w:rPr>
+          <w:rFonts w:ascii="宋体" w:hAnsi="宋体" w:eastAsia="宋体"/>
+          <w:sz w:val="24"/>
+        </w:rPr>
+        <w:t>Bug修复（Claude Code）：向 Claude Code 描述错误现象和日志，定位问题并给出修复方案</w:t>
       </w:r>
     </w:p>
     <w:p>
@@ -8976,16 +8988,108 @@
     </w:p>
     <w:p>
       <w:pPr>
-        <w:pStyle w:val="ListBullet"/>
+        <w:jc w:val="center"/>
+      </w:pPr>
+      <w:r>
+        <w:drawing>
+          <wp:inline xmlns:a="http://schemas.openxmlformats.org/drawingml/2006/main" xmlns:pic="http://schemas.openxmlformats.org/drawingml/2006/picture">
+            <wp:extent cx="4320000" cy="2131550"/>
+            <wp:docPr id="1" name="Picture 1"/>
+            <wp:cNvGraphicFramePr>
+              <a:graphicFrameLocks noChangeAspect="1"/>
+            </wp:cNvGraphicFramePr>
+            <a:graphic>
+              <a:graphicData uri="http://schemas.openxmlformats.org/drawingml/2006/picture">
+                <pic:pic>
+                  <pic:nvPicPr>
+                    <pic:cNvPr id="0" name="屏幕截图 2026-07-07 161510.png"/>
+                    <pic:cNvPicPr/>
+                  </pic:nvPicPr>
+                  <pic:blipFill>
+                    <a:blip r:embed="rId9"/>
+                    <a:stretch>
+                      <a:fillRect/>
+                    </a:stretch>
+                  </pic:blipFill>
+                  <pic:spPr>
+                    <a:xfrm>
+                      <a:off x="0" y="0"/>
+                      <a:ext cx="4320000" cy="2131550"/>
+                    </a:xfrm>
+                    <a:prstGeom prst="rect"/>
+                  </pic:spPr>
+                </pic:pic>
+              </a:graphicData>
+            </a:graphic>
+          </wp:inline>
+        </w:drawing>
+      </w:r>
+    </w:p>
+    <w:p>
+      <w:pPr>
+        <w:jc w:val="center"/>
       </w:pPr>
       <w:r>
         <w:rPr>
           <w:rFonts w:ascii="宋体" w:hAnsi="宋体" w:eastAsia="宋体"/>
-          <w:sz w:val="24"/>
+          <w:sz w:val="18"/>
         </w:rPr>
-        <w:t>文档编写：使用 AI 辅助编写项目文档和注释</w:t>
+        <w:t>图5-1 Trae Code 编写代码界面</w:t>
       </w:r>
     </w:p>
+    <w:p/>
+    <w:p>
+      <w:pPr>
+        <w:jc w:val="center"/>
+      </w:pPr>
+      <w:r>
+        <w:drawing>
+          <wp:inline xmlns:a="http://schemas.openxmlformats.org/drawingml/2006/main" xmlns:pic="http://schemas.openxmlformats.org/drawingml/2006/picture">
+            <wp:extent cx="4320000" cy="2715616"/>
+            <wp:docPr id="2" name="Picture 2"/>
+            <wp:cNvGraphicFramePr>
+              <a:graphicFrameLocks noChangeAspect="1"/>
+            </wp:cNvGraphicFramePr>
+            <a:graphic>
+              <a:graphicData uri="http://schemas.openxmlformats.org/drawingml/2006/picture">
+                <pic:pic>
+                  <pic:nvPicPr>
+                    <pic:cNvPr id="0" name="屏幕截图 2026-07-07 162729.png"/>
+                    <pic:cNvPicPr/>
+                  </pic:nvPicPr>
+                  <pic:blipFill>
+                    <a:blip r:embed="rId10"/>
+                    <a:stretch>
+                      <a:fillRect/>
+                    </a:stretch>
+                  </pic:blipFill>
+                  <pic:spPr>
+                    <a:xfrm>
+                      <a:off x="0" y="0"/>
+                      <a:ext cx="4320000" cy="2715616"/>
+                    </a:xfrm>
+                    <a:prstGeom prst="rect"/>
+                  </pic:spPr>
+                </pic:pic>
+              </a:graphicData>
+            </a:graphic>
+          </wp:inline>
+        </w:drawing>
+      </w:r>
+    </w:p>
+    <w:p>
+      <w:pPr>
+        <w:jc w:val="center"/>
+      </w:pPr>
+      <w:r>
+        <w:rPr>
+          <w:rFonts w:ascii="宋体" w:hAnsi="宋体" w:eastAsia="宋体"/>
+          <w:sz w:val="18"/>
+        </w:rPr>
+        <w:t>图5-2 Trae Code 生成代码示例</w:t>
+      </w:r>
+    </w:p>
+    <w:p/>
     <w:p>
       <w:r>
         <w:rPr>
@@ -9283,9 +9387,217 @@
           <w:b w:val="0"/>
           <w:sz w:val="24"/>
         </w:rPr>
-        <w:t>在项目开发过程中，AI 辅助定位并修复了多个关键 Bug：</w:t>
+        <w:t>在项目开发过程中，Claude Code 负责代码审查和Bug修复，辅助定位并修复了多个关键 Bug：</w:t>
       </w:r>
     </w:p>
+    <w:p>
+      <w:pPr>
+        <w:jc w:val="center"/>
+      </w:pPr>
+      <w:r>
+        <w:drawing>
+          <wp:inline xmlns:a="http://schemas.openxmlformats.org/drawingml/2006/main" xmlns:pic="http://schemas.openxmlformats.org/drawingml/2006/picture">
+            <wp:extent cx="4320000" cy="3564532"/>
+            <wp:docPr id="3" name="Picture 3"/>
+            <wp:cNvGraphicFramePr>
+              <a:graphicFrameLocks noChangeAspect="1"/>
+            </wp:cNvGraphicFramePr>
+            <a:graphic>
+              <a:graphicData uri="http://schemas.openxmlformats.org/drawingml/2006/picture">
+                <pic:pic>
+                  <pic:nvPicPr>
+                    <pic:cNvPr id="0" name="屏幕截图 2026-07-13 095348.png"/>
+                    <pic:cNvPicPr/>
+                  </pic:nvPicPr>
+                  <pic:blipFill>
+                    <a:blip r:embed="rId11"/>
+                    <a:stretch>
+                      <a:fillRect/>
+                    </a:stretch>
+                  </pic:blipFill>
+                  <pic:spPr>
+                    <a:xfrm>
+                      <a:off x="0" y="0"/>
+                      <a:ext cx="4320000" cy="3564532"/>
+                    </a:xfrm>
+                    <a:prstGeom prst="rect"/>
+                  </pic:spPr>
+                </pic:pic>
+              </a:graphicData>
+            </a:graphic>
+          </wp:inline>
+        </w:drawing>
+      </w:r>
+    </w:p>
+    <w:p>
+      <w:pPr>
+        <w:jc w:val="center"/>
+      </w:pPr>
+      <w:r>
+        <w:rPr>
+          <w:rFonts w:ascii="宋体" w:hAnsi="宋体" w:eastAsia="宋体"/>
+          <w:sz w:val="18"/>
+        </w:rPr>
+        <w:t>图5-3 Claude Code 审查代码截图（一）</w:t>
+      </w:r>
+    </w:p>
+    <w:p/>
+    <w:p>
+      <w:pPr>
+        <w:jc w:val="center"/>
+      </w:pPr>
+      <w:r>
+        <w:drawing>
+          <wp:inline xmlns:a="http://schemas.openxmlformats.org/drawingml/2006/main" xmlns:pic="http://schemas.openxmlformats.org/drawingml/2006/picture">
+            <wp:extent cx="4320000" cy="3307111"/>
+            <wp:docPr id="4" name="Picture 4"/>
+            <wp:cNvGraphicFramePr>
+              <a:graphicFrameLocks noChangeAspect="1"/>
+            </wp:cNvGraphicFramePr>
+            <a:graphic>
+              <a:graphicData uri="http://schemas.openxmlformats.org/drawingml/2006/picture">
+                <pic:pic>
+                  <pic:nvPicPr>
+                    <pic:cNvPr id="0" name="屏幕截图 2026-07-13 095532.png"/>
+                    <pic:cNvPicPr/>
+                  </pic:nvPicPr>
+                  <pic:blipFill>
+                    <a:blip r:embed="rId12"/>
+                    <a:stretch>
+                      <a:fillRect/>
+                    </a:stretch>
+                  </pic:blipFill>
+                  <pic:spPr>
+                    <a:xfrm>
+                      <a:off x="0" y="0"/>
+                      <a:ext cx="4320000" cy="3307111"/>
+                    </a:xfrm>
+                    <a:prstGeom prst="rect"/>
+                  </pic:spPr>
+                </pic:pic>
+              </a:graphicData>
+            </a:graphic>
+          </wp:inline>
+        </w:drawing>
+      </w:r>
+    </w:p>
+    <w:p>
+      <w:pPr>
+        <w:jc w:val="center"/>
+      </w:pPr>
+      <w:r>
+        <w:rPr>
+          <w:rFonts w:ascii="宋体" w:hAnsi="宋体" w:eastAsia="宋体"/>
+          <w:sz w:val="18"/>
+        </w:rPr>
+        <w:t>图5-4 Claude Code 审查代码截图（二）</w:t>
+      </w:r>
+    </w:p>
+    <w:p/>
+    <w:p>
+      <w:pPr>
+        <w:jc w:val="center"/>
+      </w:pPr>
+      <w:r>
+        <w:drawing>
+          <wp:inline xmlns:a="http://schemas.openxmlformats.org/drawingml/2006/main" xmlns:pic="http://schemas.openxmlformats.org/drawingml/2006/picture">
+            <wp:extent cx="4320000" cy="3209982"/>
+            <wp:docPr id="5" name="Picture 5"/>
+            <wp:cNvGraphicFramePr>
+              <a:graphicFrameLocks noChangeAspect="1"/>
+            </wp:cNvGraphicFramePr>
+            <a:graphic>
+              <a:graphicData uri="http://schemas.openxmlformats.org/drawingml/2006/picture">
+                <pic:pic>
+                  <pic:nvPicPr>
+                    <pic:cNvPr id="0" name="屏幕截图 2026-07-13 095659.png"/>
+                    <pic:cNvPicPr/>
+                  </pic:nvPicPr>
+                  <pic:blipFill>
+                    <a:blip r:embed="rId13"/>
+                    <a:stretch>
+                      <a:fillRect/>
+                    </a:stretch>
+                  </pic:blipFill>
+                  <pic:spPr>
+                    <a:xfrm>
+                      <a:off x="0" y="0"/>
+                      <a:ext cx="4320000" cy="3209982"/>
+                    </a:xfrm>
+                    <a:prstGeom prst="rect"/>
+                  </pic:spPr>
+                </pic:pic>
+              </a:graphicData>
+            </a:graphic>
+          </wp:inline>
+        </w:drawing>
+      </w:r>
+    </w:p>
+    <w:p>
+      <w:pPr>
+        <w:jc w:val="center"/>
+      </w:pPr>
+      <w:r>
+        <w:rPr>
+          <w:rFonts w:ascii="宋体" w:hAnsi="宋体" w:eastAsia="宋体"/>
+          <w:sz w:val="18"/>
+        </w:rPr>
+        <w:t>图5-5 Claude Code 审查代码截图（三）</w:t>
+      </w:r>
+    </w:p>
+    <w:p/>
+    <w:p>
+      <w:pPr>
+        <w:jc w:val="center"/>
+      </w:pPr>
+      <w:r>
+        <w:drawing>
+          <wp:inline xmlns:a="http://schemas.openxmlformats.org/drawingml/2006/main" xmlns:pic="http://schemas.openxmlformats.org/drawingml/2006/picture">
+            <wp:extent cx="4320000" cy="3066147"/>
+            <wp:docPr id="6" name="Picture 6"/>
+            <wp:cNvGraphicFramePr>
+              <a:graphicFrameLocks noChangeAspect="1"/>
+            </wp:cNvGraphicFramePr>
+            <a:graphic>
+              <a:graphicData uri="http://schemas.openxmlformats.org/drawingml/2006/picture">
+                <pic:pic>
+                  <pic:nvPicPr>
+                    <pic:cNvPr id="0" name="屏幕截图 2026-07-13 095709.png"/>
+                    <pic:cNvPicPr/>
+                  </pic:nvPicPr>
+                  <pic:blipFill>
+                    <a:blip r:embed="rId14"/>
+                    <a:stretch>
+                      <a:fillRect/>
+                    </a:stretch>
+                  </pic:blipFill>
+                  <pic:spPr>
+                    <a:xfrm>
+                      <a:off x="0" y="0"/>
+                      <a:ext cx="4320000" cy="3066147"/>
+                    </a:xfrm>
+                    <a:prstGeom prst="rect"/>
+                  </pic:spPr>
+                </pic:pic>
+              </a:graphicData>
+            </a:graphic>
+          </wp:inline>
+        </w:drawing>
+      </w:r>
+    </w:p>
+    <w:p>
+      <w:pPr>
+        <w:jc w:val="center"/>
+      </w:pPr>
+      <w:r>
+        <w:rPr>
+          <w:rFonts w:ascii="宋体" w:hAnsi="宋体" w:eastAsia="宋体"/>
+          <w:sz w:val="18"/>
+        </w:rPr>
+        <w:t>图5-6 Claude Code 审查代码截图（四）</w:t>
+      </w:r>
+    </w:p>
+    <w:p/>
     <w:p>
       <w:pPr>
         <w:pStyle w:val="ListBullet"/>
@@ -9400,7 +9712,7 @@
           <w:b w:val="0"/>
           <w:sz w:val="24"/>
         </w:rPr>
-        <w:t>通过使用 AI 辅助编程，项目开发效率得到显著提升。在代码生成方面，AI 能够快速生成符合规范的 Spring Boot 后端代码和 Vue 3/小程序前端代码。在问题排查方面，AI 能够通过分析日志和代码快速定位问题根因，提供准确的修复方案。在架构设计方面，AI 提供了技术选型建议和最佳实践参考。</w:t>
+        <w:t>通过使用 AI 辅助编程，项目开发效率得到显著提升。在代码生成方面，Trae Code 能够快速生成符合规范的 Spring Boot 后端代码和 Vue 3/小程序前端代码。在问题排查方面，Claude Code 能够通过分析日志和代码快速定位问题根因，提供准确的修复方案。在架构设计方面，AI 提供了技术选型建议和最佳实践参考。</w:t>
       </w:r>
     </w:p>
     <w:p>
@@ -9415,6 +9727,110 @@
         <w:t>但同时也需要注意的是，AI 生成的代码需要人工审查和测试验证，特别是在安全性和事务一致性方面，需要开发者具备足够的判断能力。AI 辅助编程是提效工具，不能完全替代开发者的技术决策。</w:t>
       </w:r>
     </w:p>
+    <w:p>
+      <w:pPr>
+        <w:jc w:val="center"/>
+      </w:pPr>
+      <w:r>
+        <w:drawing>
+          <wp:inline xmlns:a="http://schemas.openxmlformats.org/drawingml/2006/main" xmlns:pic="http://schemas.openxmlformats.org/drawingml/2006/picture">
+            <wp:extent cx="4320000" cy="2491976"/>
+            <wp:docPr id="7" name="Picture 7"/>
+            <wp:cNvGraphicFramePr>
+              <a:graphicFrameLocks noChangeAspect="1"/>
+            </wp:cNvGraphicFramePr>
+            <a:graphic>
+              <a:graphicData uri="http://schemas.openxmlformats.org/drawingml/2006/picture">
+                <pic:pic>
+                  <pic:nvPicPr>
+                    <pic:cNvPr id="0" name="屏幕截图 2026-07-13 111746.png"/>
+                    <pic:cNvPicPr/>
+                  </pic:nvPicPr>
+                  <pic:blipFill>
+                    <a:blip r:embed="rId15"/>
+                    <a:stretch>
+                      <a:fillRect/>
+                    </a:stretch>
+                  </pic:blipFill>
+                  <pic:spPr>
+                    <a:xfrm>
+                      <a:off x="0" y="0"/>
+                      <a:ext cx="4320000" cy="2491976"/>
+                    </a:xfrm>
+                    <a:prstGeom prst="rect"/>
+                  </pic:spPr>
+                </pic:pic>
+              </a:graphicData>
+            </a:graphic>
+          </wp:inline>
+        </w:drawing>
+      </w:r>
+    </w:p>
+    <w:p>
+      <w:pPr>
+        <w:jc w:val="center"/>
+      </w:pPr>
+      <w:r>
+        <w:rPr>
+          <w:rFonts w:ascii="宋体" w:hAnsi="宋体" w:eastAsia="宋体"/>
+          <w:sz w:val="18"/>
+        </w:rPr>
+        <w:t>图5-7 Git仓库提交记录截图</w:t>
+      </w:r>
+    </w:p>
+    <w:p/>
+    <w:p>
+      <w:pPr>
+        <w:jc w:val="center"/>
+      </w:pPr>
+      <w:r>
+        <w:drawing>
+          <wp:inline xmlns:a="http://schemas.openxmlformats.org/drawingml/2006/main" xmlns:pic="http://schemas.openxmlformats.org/drawingml/2006/picture">
+            <wp:extent cx="4320000" cy="2456852"/>
+            <wp:docPr id="8" name="Picture 8"/>
+            <wp:cNvGraphicFramePr>
+              <a:graphicFrameLocks noChangeAspect="1"/>
+            </wp:cNvGraphicFramePr>
+            <a:graphic>
+              <a:graphicData uri="http://schemas.openxmlformats.org/drawingml/2006/picture">
+                <pic:pic>
+                  <pic:nvPicPr>
+                    <pic:cNvPr id="0" name="屏幕截图 2026-07-13 111904.png"/>
+                    <pic:cNvPicPr/>
+                  </pic:nvPicPr>
+                  <pic:blipFill>
+                    <a:blip r:embed="rId16"/>
+                    <a:stretch>
+                      <a:fillRect/>
+                    </a:stretch>
+                  </pic:blipFill>
+                  <pic:spPr>
+                    <a:xfrm>
+                      <a:off x="0" y="0"/>
+                      <a:ext cx="4320000" cy="2456852"/>
+                    </a:xfrm>
+                    <a:prstGeom prst="rect"/>
+                  </pic:spPr>
+                </pic:pic>
+              </a:graphicData>
+            </a:graphic>
+          </wp:inline>
+        </w:drawing>
+      </w:r>
+    </w:p>
+    <w:p>
+      <w:pPr>
+        <w:jc w:val="center"/>
+      </w:pPr>
+      <w:r>
+        <w:rPr>
+          <w:rFonts w:ascii="宋体" w:hAnsi="宋体" w:eastAsia="宋体"/>
+          <w:sz w:val="18"/>
+        </w:rPr>
+        <w:t>图5-8 Git仓库提交详情截图</w:t>
+      </w:r>
+    </w:p>
+    <w:p/>
     <w:p>
       <w:r>
         <w:br w:type="page"/>
